--- a/docs/g2.docx
+++ b/docs/g2.docx
@@ -8,10 +8,10 @@
           <w:noProof/>
         </w:rPr>
         <w:drawing>
-          <wp:inline distT="0" distB="0" distL="0" distR="0" wp14:anchorId="46A7858C" wp14:editId="7BFFA168">
+          <wp:inline distT="0" distB="0" distL="0" distR="0" wp14:anchorId="78240C69" wp14:editId="33B112EA">
             <wp:extent cx="5391150" cy="3238500"/>
             <wp:effectExtent l="0" t="0" r="0" b="0"/>
-            <wp:docPr id="1804068063" name="Imagem 1"/>
+            <wp:docPr id="1323998686" name="Imagem 1"/>
             <wp:cNvGraphicFramePr>
               <a:graphicFrameLocks xmlns:a="http://schemas.openxmlformats.org/drawingml/2006/main" noChangeAspect="1"/>
             </wp:cNvGraphicFramePr>

--- a/docs/g2.docx
+++ b/docs/g2.docx
@@ -58,6 +58,72 @@
       </w:r>
     </w:p>
     <w:p/>
+    <w:p>
+      <w:r>
+        <w:t>Atenção:</w:t>
+      </w:r>
+    </w:p>
+    <w:p>
+      <w:pPr>
+        <w:spacing w:after="0" w:line="240" w:lineRule="auto"/>
+        <w:rPr>
+          <w:rFonts w:ascii="Times New Roman" w:eastAsia="Times New Roman" w:hAnsi="Times New Roman" w:cs="Times New Roman"/>
+          <w:kern w:val="0"/>
+          <w:lang w:eastAsia="pt-BR"/>
+          <w14:ligatures w14:val="none"/>
+        </w:rPr>
+      </w:pPr>
+      <w:r>
+        <w:rPr>
+          <w:rFonts w:ascii="Times New Roman" w:eastAsia="Times New Roman" w:hAnsi="Times New Roman" w:cs="Times New Roman"/>
+          <w:kern w:val="0"/>
+          <w:lang w:eastAsia="pt-BR"/>
+          <w14:ligatures w14:val="none"/>
+        </w:rPr>
+        <w:t xml:space="preserve">Aqui, quando as células fúngicas entram na fase logarítmica/exponencial avançada de crescimento (como nos grupos Controle e nas concentrações </w:t>
+      </w:r>
+      <w:proofErr w:type="spellStart"/>
+      <w:r>
+        <w:rPr>
+          <w:rFonts w:ascii="Times New Roman" w:eastAsia="Times New Roman" w:hAnsi="Times New Roman" w:cs="Times New Roman"/>
+          <w:kern w:val="0"/>
+          <w:lang w:eastAsia="pt-BR"/>
+          <w14:ligatures w14:val="none"/>
+        </w:rPr>
+        <w:t>sub-inibitórias</w:t>
+      </w:r>
+      <w:proofErr w:type="spellEnd"/>
+      <w:r>
+        <w:rPr>
+          <w:rFonts w:ascii="Times New Roman" w:eastAsia="Times New Roman" w:hAnsi="Times New Roman" w:cs="Times New Roman"/>
+          <w:kern w:val="0"/>
+          <w:lang w:eastAsia="pt-BR"/>
+          <w14:ligatures w14:val="none"/>
+        </w:rPr>
+        <w:t xml:space="preserve"> em </w:t>
+      </w:r>
+      <m:oMath>
+        <m:r>
+          <w:rPr>
+            <w:rFonts w:ascii="Cambria Math" w:eastAsia="Times New Roman" w:hAnsi="Cambria Math" w:cs="Arial"/>
+            <w:kern w:val="0"/>
+            <w:lang w:eastAsia="pt-BR"/>
+            <w14:ligatures w14:val="none"/>
+          </w:rPr>
+          <m:t>T24</m:t>
+        </m:r>
+      </m:oMath>
+      <w:r>
+        <w:rPr>
+          <w:rFonts w:ascii="Times New Roman" w:eastAsia="Times New Roman" w:hAnsi="Times New Roman" w:cs="Times New Roman"/>
+          <w:kern w:val="0"/>
+          <w:lang w:eastAsia="pt-BR"/>
+          <w14:ligatures w14:val="none"/>
+        </w:rPr>
+        <w:t>), as colônias se tornaram incontáveis na placa e o valor foi truncado no limite superior do gráfico. Isso afeta diretamente a variabilidade dos dados no tempo de 24h para fins de testes estatísticos.</w:t>
+      </w:r>
+    </w:p>
+    <w:p/>
     <w:p/>
     <w:p/>
     <w:p/>
@@ -100,6 +166,7 @@
     </w:p>
     <w:p>
       <w:r>
+        <w:lastRenderedPageBreak/>
         <w:t xml:space="preserve">"Como controle positivo, utilizamos a </w:t>
       </w:r>
       <w:proofErr w:type="spellStart"/>
@@ -126,7 +193,6 @@
     </w:p>
     <w:p>
       <w:r>
-        <w:lastRenderedPageBreak/>
         <w:t>"Ao analisarmos a nossa fração-teste (EAO), observamos um claro efeito dose e tempo-dependente:</w:t>
       </w:r>
     </w:p>
